--- a/Actividades/Sesion 12/Taller 10.docx
+++ b/Actividades/Sesion 12/Taller 10.docx
@@ -76,6 +76,733 @@
         <w:t>R:</w:t>
       </w:r>
     </w:p>
+    <w:p>
+      <w:pPr>
+        <w:pStyle w:val="Prrafodelista"/>
+        <w:numPr>
+          <w:ilvl w:val="0"/>
+          <w:numId w:val="2"/>
+        </w:numPr>
+        <w:rPr>
+          <w:lang w:val="en-US"/>
+        </w:rPr>
+      </w:pPr>
+      <w:proofErr w:type="spellStart"/>
+      <w:r>
+        <w:rPr>
+          <w:lang w:val="en-US"/>
+        </w:rPr>
+        <w:t>W</w:t>
+      </w:r>
+      <w:r>
+        <w:rPr>
+          <w:lang w:val="en-US"/>
+        </w:rPr>
+        <w:t>entrada_oculta</w:t>
+      </w:r>
+      <w:proofErr w:type="spellEnd"/>
+      <w:r>
+        <w:rPr>
+          <w:lang w:val="en-US"/>
+        </w:rPr>
+        <w:t xml:space="preserve"> = 3 x4 = 12 pesos</w:t>
+      </w:r>
+    </w:p>
+    <w:p>
+      <w:pPr>
+        <w:pStyle w:val="Prrafodelista"/>
+        <w:numPr>
+          <w:ilvl w:val="0"/>
+          <w:numId w:val="2"/>
+        </w:numPr>
+        <w:rPr>
+          <w:lang w:val="en-US"/>
+        </w:rPr>
+      </w:pPr>
+      <w:proofErr w:type="spellStart"/>
+      <w:r>
+        <w:rPr>
+          <w:lang w:val="en-US"/>
+        </w:rPr>
+        <w:t>Boculta</w:t>
+      </w:r>
+      <w:proofErr w:type="spellEnd"/>
+      <w:r>
+        <w:rPr>
+          <w:lang w:val="en-US"/>
+        </w:rPr>
+        <w:t xml:space="preserve"> = 4 </w:t>
+      </w:r>
+      <w:proofErr w:type="spellStart"/>
+      <w:r>
+        <w:rPr>
+          <w:lang w:val="en-US"/>
+        </w:rPr>
+        <w:t>sesgos</w:t>
+      </w:r>
+      <w:proofErr w:type="spellEnd"/>
+    </w:p>
+    <w:p>
+      <w:pPr>
+        <w:pStyle w:val="Prrafodelista"/>
+        <w:numPr>
+          <w:ilvl w:val="0"/>
+          <w:numId w:val="2"/>
+        </w:numPr>
+        <w:rPr>
+          <w:lang w:val="en-US"/>
+        </w:rPr>
+      </w:pPr>
+      <w:proofErr w:type="spellStart"/>
+      <w:r>
+        <w:rPr>
+          <w:lang w:val="en-US"/>
+        </w:rPr>
+        <w:t>Woculta_salida</w:t>
+      </w:r>
+      <w:proofErr w:type="spellEnd"/>
+      <w:r>
+        <w:rPr>
+          <w:lang w:val="en-US"/>
+        </w:rPr>
+        <w:t xml:space="preserve"> = 4 x 1 = 4 pesos</w:t>
+      </w:r>
+    </w:p>
+    <w:p>
+      <w:pPr>
+        <w:pStyle w:val="Prrafodelista"/>
+        <w:rPr>
+          <w:lang w:val="en-US"/>
+        </w:rPr>
+      </w:pPr>
+      <w:proofErr w:type="spellStart"/>
+      <w:r>
+        <w:rPr>
+          <w:lang w:val="en-US"/>
+        </w:rPr>
+        <w:t>Bsalida</w:t>
+      </w:r>
+      <w:proofErr w:type="spellEnd"/>
+      <w:r>
+        <w:rPr>
+          <w:lang w:val="en-US"/>
+        </w:rPr>
+        <w:t xml:space="preserve"> = 1sesgo</w:t>
+      </w:r>
+    </w:p>
+    <w:p>
+      <w:pPr>
+        <w:pStyle w:val="Prrafodelista"/>
+        <w:numPr>
+          <w:ilvl w:val="0"/>
+          <w:numId w:val="2"/>
+        </w:numPr>
+        <w:rPr>
+          <w:lang w:val="en-US"/>
+        </w:rPr>
+      </w:pPr>
+      <w:r>
+        <w:rPr>
+          <w:lang w:val="en-US"/>
+        </w:rPr>
+        <w:t xml:space="preserve">Total </w:t>
+      </w:r>
+      <w:proofErr w:type="spellStart"/>
+      <w:r>
+        <w:rPr>
+          <w:lang w:val="en-US"/>
+        </w:rPr>
+        <w:t>parametros</w:t>
+      </w:r>
+      <w:proofErr w:type="spellEnd"/>
+      <w:r>
+        <w:rPr>
+          <w:lang w:val="en-US"/>
+        </w:rPr>
+        <w:t xml:space="preserve"> </w:t>
+      </w:r>
+      <w:proofErr w:type="spellStart"/>
+      <w:r>
+        <w:rPr>
+          <w:lang w:val="en-US"/>
+        </w:rPr>
+        <w:t>entrenables</w:t>
+      </w:r>
+      <w:proofErr w:type="spellEnd"/>
+      <w:r>
+        <w:rPr>
+          <w:lang w:val="en-US"/>
+        </w:rPr>
+        <w:t>:</w:t>
+      </w:r>
+    </w:p>
+    <w:p>
+      <w:pPr>
+        <w:ind w:left="360"/>
+        <w:rPr>
+          <w:lang w:val="en-US"/>
+        </w:rPr>
+      </w:pPr>
+      <w:r>
+        <w:rPr>
+          <w:lang w:val="en-US"/>
+        </w:rPr>
+        <w:t>Pesos (Entrada occulta) =12</w:t>
+      </w:r>
+    </w:p>
+    <w:p>
+      <w:pPr>
+        <w:ind w:left="360"/>
+      </w:pPr>
+      <w:r>
+        <w:t xml:space="preserve">Sesgos (Capa </w:t>
+      </w:r>
+      <w:proofErr w:type="spellStart"/>
+      <w:r>
+        <w:t>occulta</w:t>
+      </w:r>
+      <w:proofErr w:type="spellEnd"/>
+      <w:r>
+        <w:t>) = 4</w:t>
+      </w:r>
+    </w:p>
+    <w:p>
+      <w:pPr>
+        <w:ind w:left="360"/>
+      </w:pPr>
+      <w:r>
+        <w:t>Pesos (</w:t>
+      </w:r>
+      <w:proofErr w:type="spellStart"/>
+      <w:r>
+        <w:t>occulta</w:t>
+      </w:r>
+      <w:proofErr w:type="spellEnd"/>
+      <w:r>
+        <w:t xml:space="preserve"> salida) = </w:t>
+      </w:r>
+      <w:r>
+        <w:t>4</w:t>
+      </w:r>
+    </w:p>
+    <w:p>
+      <w:pPr>
+        <w:ind w:left="360"/>
+      </w:pPr>
+      <w:proofErr w:type="spellStart"/>
+      <w:r>
+        <w:t>Sesago</w:t>
+      </w:r>
+      <w:proofErr w:type="spellEnd"/>
+      <w:r>
+        <w:t xml:space="preserve"> (capa salida) = 1</w:t>
+      </w:r>
+    </w:p>
+    <w:p>
+      <w:pPr>
+        <w:ind w:left="360"/>
+      </w:pPr>
+    </w:p>
+    <w:p>
+      <w:pPr>
+        <w:ind w:left="360"/>
+      </w:pPr>
+      <w:r>
+        <w:t xml:space="preserve">La red tiene 21 </w:t>
+      </w:r>
+      <w:r>
+        <w:t>parámetros</w:t>
+      </w:r>
+      <w:r>
+        <w:t xml:space="preserve"> </w:t>
+      </w:r>
+      <w:proofErr w:type="spellStart"/>
+      <w:r>
+        <w:t>entrenables</w:t>
+      </w:r>
+      <w:proofErr w:type="spellEnd"/>
+      <w:r>
+        <w:t xml:space="preserve"> en total</w:t>
+      </w:r>
+    </w:p>
+    <w:p>
+      <w:pPr>
+        <w:ind w:left="360"/>
+      </w:pPr>
+    </w:p>
+    <w:p>
+      <w:pPr>
+        <w:ind w:left="360"/>
+      </w:pPr>
+    </w:p>
+    <w:p>
+      <w:pPr>
+        <w:ind w:left="360"/>
+      </w:pPr>
+      <w:r>
+        <w:t>Actividad 2</w:t>
+      </w:r>
+    </w:p>
+    <w:p>
+      <w:pPr>
+        <w:pStyle w:val="Prrafodelista"/>
+        <w:numPr>
+          <w:ilvl w:val="0"/>
+          <w:numId w:val="3"/>
+        </w:numPr>
+      </w:pPr>
+      <w:r>
+        <w:t>Transcriba el código en su IDE</w:t>
+      </w:r>
+      <w:r>
+        <w:t>, ejecútelo y observe el valor de probabilidad</w:t>
+      </w:r>
+    </w:p>
+    <w:p>
+      <w:pPr>
+        <w:pStyle w:val="Prrafodelista"/>
+        <w:numPr>
+          <w:ilvl w:val="0"/>
+          <w:numId w:val="3"/>
+        </w:numPr>
+      </w:pPr>
+      <w:r>
+        <w:t>Imprima la variable Z1 y A1, analice como la función sigmoide transformo los valores puros de Z1 al rango (0, 1).</w:t>
+      </w:r>
+    </w:p>
+    <w:p>
+      <w:pPr>
+        <w:pStyle w:val="Prrafodelista"/>
+        <w:numPr>
+          <w:ilvl w:val="0"/>
+          <w:numId w:val="3"/>
+        </w:numPr>
+      </w:pPr>
+      <w:r>
+        <w:t xml:space="preserve">Reto dimensional: Modifique el código para que la red procese 2 clientes al mismo tiempo (procesamiento en lote/ </w:t>
+      </w:r>
+      <w:proofErr w:type="spellStart"/>
+      <w:r>
+        <w:t>batch</w:t>
+      </w:r>
+      <w:proofErr w:type="spellEnd"/>
+      <w:r>
+        <w:t xml:space="preserve">). Cambie la variable X a una matriz de 2x3: </w:t>
+      </w:r>
+      <w:proofErr w:type="spellStart"/>
+      <w:r>
+        <w:t>np.array</w:t>
+      </w:r>
+      <w:proofErr w:type="spellEnd"/>
+      <w:r>
+        <w:t>([[0.5, 0.8, 0.2], [0.1, 0.9, 0.9]]).</w:t>
+      </w:r>
+    </w:p>
+    <w:p>
+      <w:pPr>
+        <w:pStyle w:val="Prrafodelista"/>
+        <w:numPr>
+          <w:ilvl w:val="0"/>
+          <w:numId w:val="3"/>
+        </w:numPr>
+      </w:pPr>
+      <w:r>
+        <w:lastRenderedPageBreak/>
+        <w:t>Ejecute el código, si uso np.dot correctamente, el algebra lineal calculara las salidas de los 2 datos clientes simultáneamente sin necesidad de cambiar las matrices de pesos.</w:t>
+      </w:r>
+    </w:p>
+    <w:p>
+      <w:r>
+        <w:t>R:</w:t>
+      </w:r>
+    </w:p>
+    <w:p>
+      <w:pPr>
+        <w:rPr>
+          <w:lang w:val="en-US"/>
+        </w:rPr>
+      </w:pPr>
+      <w:r>
+        <w:rPr>
+          <w:lang w:val="en-US"/>
+        </w:rPr>
+        <w:t>import numpy as np</w:t>
+      </w:r>
+    </w:p>
+    <w:p>
+      <w:pPr>
+        <w:rPr>
+          <w:lang w:val="en-US"/>
+        </w:rPr>
+      </w:pPr>
+    </w:p>
+    <w:p>
+      <w:pPr>
+        <w:rPr>
+          <w:lang w:val="en-US"/>
+        </w:rPr>
+      </w:pPr>
+      <w:r>
+        <w:rPr>
+          <w:lang w:val="en-US"/>
+        </w:rPr>
+        <w:t>def sigmoide(x):</w:t>
+      </w:r>
+    </w:p>
+    <w:p>
+      <w:r>
+        <w:rPr>
+          <w:lang w:val="en-US"/>
+        </w:rPr>
+        <w:t xml:space="preserve">    </w:t>
+      </w:r>
+      <w:proofErr w:type="spellStart"/>
+      <w:r>
+        <w:t>return</w:t>
+      </w:r>
+      <w:proofErr w:type="spellEnd"/>
+      <w:r>
+        <w:t xml:space="preserve"> 1 / (1 + </w:t>
+      </w:r>
+      <w:proofErr w:type="spellStart"/>
+      <w:r>
+        <w:t>np.exp</w:t>
+      </w:r>
+      <w:proofErr w:type="spellEnd"/>
+      <w:r>
+        <w:t>(-x))</w:t>
+      </w:r>
+    </w:p>
+    <w:p/>
+    <w:p>
+      <w:r>
+        <w:t># 3. El Reto Dimensional: Cambiamos X a una matriz de 2x3 (2 clientes)</w:t>
+      </w:r>
+    </w:p>
+    <w:p>
+      <w:r>
+        <w:t xml:space="preserve">X = </w:t>
+      </w:r>
+      <w:proofErr w:type="spellStart"/>
+      <w:r>
+        <w:t>np.array</w:t>
+      </w:r>
+      <w:proofErr w:type="spellEnd"/>
+      <w:r>
+        <w:t>([</w:t>
+      </w:r>
+    </w:p>
+    <w:p>
+      <w:r>
+        <w:t>    [0.5, 0.8, 0.2],  # Cliente 1</w:t>
+      </w:r>
+    </w:p>
+    <w:p>
+      <w:r>
+        <w:t>    [0.1, 0.9, 0.9]   # Cliente 2</w:t>
+      </w:r>
+    </w:p>
+    <w:p>
+      <w:pPr>
+        <w:rPr>
+          <w:lang w:val="en-US"/>
+        </w:rPr>
+      </w:pPr>
+      <w:r>
+        <w:rPr>
+          <w:lang w:val="en-US"/>
+        </w:rPr>
+        <w:t>])</w:t>
+      </w:r>
+    </w:p>
+    <w:p>
+      <w:pPr>
+        <w:rPr>
+          <w:lang w:val="en-US"/>
+        </w:rPr>
+      </w:pPr>
+    </w:p>
+    <w:p>
+      <w:pPr>
+        <w:rPr>
+          <w:lang w:val="en-US"/>
+        </w:rPr>
+      </w:pPr>
+      <w:r>
+        <w:rPr>
+          <w:lang w:val="en-US"/>
+        </w:rPr>
+        <w:t>W1 = np.array([</w:t>
+      </w:r>
+    </w:p>
+    <w:p>
+      <w:pPr>
+        <w:rPr>
+          <w:lang w:val="en-US"/>
+        </w:rPr>
+      </w:pPr>
+      <w:r>
+        <w:rPr>
+          <w:lang w:val="en-US"/>
+        </w:rPr>
+        <w:t>    [0.1, 0.2, -0.3, 0.4],</w:t>
+      </w:r>
+    </w:p>
+    <w:p>
+      <w:pPr>
+        <w:rPr>
+          <w:lang w:val="en-US"/>
+        </w:rPr>
+      </w:pPr>
+      <w:r>
+        <w:rPr>
+          <w:lang w:val="en-US"/>
+        </w:rPr>
+        <w:t>    [-0.5, 0.6, 0.7, -0.8],</w:t>
+      </w:r>
+    </w:p>
+    <w:p>
+      <w:pPr>
+        <w:rPr>
+          <w:lang w:val="en-US"/>
+        </w:rPr>
+      </w:pPr>
+      <w:r>
+        <w:rPr>
+          <w:lang w:val="en-US"/>
+        </w:rPr>
+        <w:t>    [0.9, -0.1, 0.2, 0.3]</w:t>
+      </w:r>
+    </w:p>
+    <w:p>
+      <w:pPr>
+        <w:rPr>
+          <w:lang w:val="en-US"/>
+        </w:rPr>
+      </w:pPr>
+      <w:r>
+        <w:rPr>
+          <w:lang w:val="en-US"/>
+        </w:rPr>
+        <w:t>])</w:t>
+      </w:r>
+    </w:p>
+    <w:p>
+      <w:pPr>
+        <w:rPr>
+          <w:lang w:val="en-US"/>
+        </w:rPr>
+      </w:pPr>
+    </w:p>
+    <w:p>
+      <w:pPr>
+        <w:rPr>
+          <w:lang w:val="en-US"/>
+        </w:rPr>
+      </w:pPr>
+      <w:r>
+        <w:rPr>
+          <w:lang w:val="en-US"/>
+        </w:rPr>
+        <w:t>b1 = np.array([0.1, -0.2, 0.3, -0.4])</w:t>
+      </w:r>
+    </w:p>
+    <w:p>
+      <w:pPr>
+        <w:rPr>
+          <w:lang w:val="en-US"/>
+        </w:rPr>
+      </w:pPr>
+    </w:p>
+    <w:p>
+      <w:r>
+        <w:t># np.dot procesa ambos clientes al mismo tiempo</w:t>
+      </w:r>
+    </w:p>
+    <w:p>
+      <w:pPr>
+        <w:rPr>
+          <w:lang w:val="en-US"/>
+        </w:rPr>
+      </w:pPr>
+      <w:r>
+        <w:rPr>
+          <w:lang w:val="en-US"/>
+        </w:rPr>
+        <w:t>Z1 = np.dot(X, W1) + b1</w:t>
+      </w:r>
+    </w:p>
+    <w:p>
+      <w:pPr>
+        <w:rPr>
+          <w:lang w:val="en-US"/>
+        </w:rPr>
+      </w:pPr>
+      <w:r>
+        <w:rPr>
+          <w:lang w:val="en-US"/>
+        </w:rPr>
+        <w:t>A1 = sigmoide(Z1)</w:t>
+      </w:r>
+    </w:p>
+    <w:p>
+      <w:pPr>
+        <w:rPr>
+          <w:lang w:val="en-US"/>
+        </w:rPr>
+      </w:pPr>
+    </w:p>
+    <w:p>
+      <w:proofErr w:type="spellStart"/>
+      <w:r>
+        <w:lastRenderedPageBreak/>
+        <w:t>print</w:t>
+      </w:r>
+      <w:proofErr w:type="spellEnd"/>
+      <w:r>
+        <w:t>("Z1 (Matriz de 2x4):\n", Z1)</w:t>
+      </w:r>
+    </w:p>
+    <w:p>
+      <w:proofErr w:type="spellStart"/>
+      <w:r>
+        <w:t>print</w:t>
+      </w:r>
+      <w:proofErr w:type="spellEnd"/>
+      <w:r>
+        <w:t>("\nA1 (Matriz de 2x4):\n", A1)</w:t>
+      </w:r>
+    </w:p>
+    <w:p/>
+    <w:p>
+      <w:pPr>
+        <w:rPr>
+          <w:lang w:val="en-US"/>
+        </w:rPr>
+      </w:pPr>
+      <w:r>
+        <w:rPr>
+          <w:lang w:val="en-US"/>
+        </w:rPr>
+        <w:t>W2 = np.array([0.5, -0.6, 0.7, 0.8])</w:t>
+      </w:r>
+    </w:p>
+    <w:p>
+      <w:pPr>
+        <w:rPr>
+          <w:lang w:val="en-US"/>
+        </w:rPr>
+      </w:pPr>
+      <w:r>
+        <w:rPr>
+          <w:lang w:val="en-US"/>
+        </w:rPr>
+        <w:t>b2 = np.array([-0.1])</w:t>
+      </w:r>
+    </w:p>
+    <w:p>
+      <w:pPr>
+        <w:rPr>
+          <w:lang w:val="en-US"/>
+        </w:rPr>
+      </w:pPr>
+    </w:p>
+    <w:p>
+      <w:r>
+        <w:t>Z2 = np.dot(A1, W2) + b2</w:t>
+      </w:r>
+    </w:p>
+    <w:p>
+      <w:proofErr w:type="spellStart"/>
+      <w:r>
+        <w:t>Salida_Final</w:t>
+      </w:r>
+      <w:proofErr w:type="spellEnd"/>
+      <w:r>
+        <w:t xml:space="preserve"> = sigmoide(Z2)</w:t>
+      </w:r>
+    </w:p>
+    <w:p/>
+    <w:p>
+      <w:r>
+        <w:t xml:space="preserve"># Imprimimos la probabilidad de ambos clientes (sin </w:t>
+      </w:r>
+      <w:proofErr w:type="spellStart"/>
+      <w:r>
+        <w:t>np.round</w:t>
+      </w:r>
+      <w:proofErr w:type="spellEnd"/>
+      <w:r>
+        <w:t xml:space="preserve"> para ver los decimales exactos)</w:t>
+      </w:r>
+    </w:p>
+    <w:p>
+      <w:proofErr w:type="spellStart"/>
+      <w:r>
+        <w:t>print</w:t>
+      </w:r>
+      <w:proofErr w:type="spellEnd"/>
+      <w:r>
+        <w:t>("\</w:t>
+      </w:r>
+      <w:proofErr w:type="spellStart"/>
+      <w:r>
+        <w:t>nProbabilidad</w:t>
+      </w:r>
+      <w:proofErr w:type="spellEnd"/>
+      <w:r>
+        <w:t xml:space="preserve"> de la red para cada cliente:\n", </w:t>
+      </w:r>
+      <w:proofErr w:type="spellStart"/>
+      <w:r>
+        <w:t>Salida_Final</w:t>
+      </w:r>
+      <w:proofErr w:type="spellEnd"/>
+      <w:r>
+        <w:t>)</w:t>
+      </w:r>
+    </w:p>
+    <w:p/>
+    <w:p>
+      <w:r>
+        <w:t># Si quieres ver la decisión redondeada (0 o 1):</w:t>
+      </w:r>
+    </w:p>
+    <w:p>
+      <w:proofErr w:type="spellStart"/>
+      <w:r>
+        <w:t>print</w:t>
+      </w:r>
+      <w:proofErr w:type="spellEnd"/>
+      <w:r>
+        <w:t>("\</w:t>
+      </w:r>
+      <w:proofErr w:type="spellStart"/>
+      <w:r>
+        <w:t>nPredicción</w:t>
+      </w:r>
+      <w:proofErr w:type="spellEnd"/>
+      <w:r>
+        <w:t xml:space="preserve"> final (0 o 1):\n", </w:t>
+      </w:r>
+      <w:proofErr w:type="spellStart"/>
+      <w:r>
+        <w:t>np.round</w:t>
+      </w:r>
+      <w:proofErr w:type="spellEnd"/>
+      <w:r>
+        <w:t>(</w:t>
+      </w:r>
+      <w:proofErr w:type="spellStart"/>
+      <w:r>
+        <w:t>Salida_Final</w:t>
+      </w:r>
+      <w:proofErr w:type="spellEnd"/>
+      <w:r>
+        <w:t>))</w:t>
+      </w:r>
+    </w:p>
+    <w:p/>
     <w:p/>
     <w:p/>
     <w:p/>
@@ -94,6 +821,184 @@
 <file path=word/numbering.xml><?xml version="1.0" encoding="utf-8"?>
 <w:numbering xmlns:wpc="http://schemas.microsoft.com/office/word/2010/wordprocessingCanvas" xmlns:cx="http://schemas.microsoft.com/office/drawing/2014/chartex" xmlns:cx1="http://schemas.microsoft.com/office/drawing/2015/9/8/chartex" xmlns:cx2="http://schemas.microsoft.com/office/drawing/2015/10/21/chartex" xmlns:cx3="http://schemas.microsoft.com/office/drawing/2016/5/9/chartex" xmlns:cx4="http://schemas.microsoft.com/office/drawing/2016/5/10/chartex" xmlns:cx5="http://schemas.microsoft.com/office/drawing/2016/5/11/chartex" xmlns:cx6="http://schemas.microsoft.com/office/drawing/2016/5/12/chartex" xmlns:cx7="http://schemas.microsoft.com/office/drawing/2016/5/13/chartex" xmlns:cx8="http://schemas.microsoft.com/office/drawing/2016/5/14/chartex" xmlns:mc="http://schemas.openxmlformats.org/markup-compatibility/2006" xmlns:aink="http://schemas.microsoft.com/office/drawing/2016/ink" xmlns:am3d="http://schemas.microsoft.com/office/drawing/2017/model3d" xmlns:o="urn:schemas-microsoft-com:office:office" xmlns:oel="http://schemas.microsoft.com/office/2019/extlst" xmlns:r="http://schemas.openxmlformats.org/officeDocument/2006/relationships" xmlns:m="http://schemas.openxmlformats.org/officeDocument/2006/math" xmlns:v="urn:schemas-microsoft-com:vml" xmlns:wp14="http://schemas.microsoft.com/office/word/2010/wordprocessingDrawing" xmlns:wp="http://schemas.openxmlformats.org/drawingml/2006/wordprocessingDrawing" xmlns:w10="urn:schemas-microsoft-com:office:word" xmlns:w="http://schemas.openxmlformats.org/wordprocessingml/2006/main" xmlns:w14="http://schemas.microsoft.com/office/word/2010/wordml" xmlns:w15="http://schemas.microsoft.com/office/word/2012/wordml" xmlns:w16cex="http://schemas.microsoft.com/office/word/2018/wordml/cex" xmlns:w16cid="http://schemas.microsoft.com/office/word/2016/wordml/cid" xmlns:w16="http://schemas.microsoft.com/office/word/2018/wordml" xmlns:w16du="http://schemas.microsoft.com/office/word/2023/wordml/word16du" xmlns:w16sdtdh="http://schemas.microsoft.com/office/word/2020/wordml/sdtdatahash" xmlns:w16sdtfl="http://schemas.microsoft.com/office/word/2024/wordml/sdtformatlock" xmlns:w16se="http://schemas.microsoft.com/office/word/2015/wordml/symex" xmlns:wpg="http://schemas.microsoft.com/office/word/2010/wordprocessingGroup" xmlns:wpi="http://schemas.microsoft.com/office/word/2010/wordprocessingInk" xmlns:wne="http://schemas.microsoft.com/office/word/2006/wordml" xmlns:wps="http://schemas.microsoft.com/office/word/2010/wordprocessingShape" mc:Ignorable="w14 w15 w16se w16cid w16 w16cex w16sdtdh w16sdtfl w16du wp14">
   <w:abstractNum w:abstractNumId="0" w15:restartNumberingAfterBreak="0">
+    <w:nsid w:val="5D526885"/>
+    <w:multiLevelType w:val="hybridMultilevel"/>
+    <w:tmpl w:val="1BB20398"/>
+    <w:lvl w:ilvl="0" w:tplc="240A000F">
+      <w:start w:val="1"/>
+      <w:numFmt w:val="decimal"/>
+      <w:lvlText w:val="%1."/>
+      <w:lvlJc w:val="left"/>
+      <w:pPr>
+        <w:ind w:left="720" w:hanging="360"/>
+      </w:pPr>
+      <w:rPr>
+        <w:rFonts w:hint="default"/>
+      </w:rPr>
+    </w:lvl>
+    <w:lvl w:ilvl="1" w:tplc="240A0019" w:tentative="1">
+      <w:start w:val="1"/>
+      <w:numFmt w:val="lowerLetter"/>
+      <w:lvlText w:val="%2."/>
+      <w:lvlJc w:val="left"/>
+      <w:pPr>
+        <w:ind w:left="1440" w:hanging="360"/>
+      </w:pPr>
+    </w:lvl>
+    <w:lvl w:ilvl="2" w:tplc="240A001B" w:tentative="1">
+      <w:start w:val="1"/>
+      <w:numFmt w:val="lowerRoman"/>
+      <w:lvlText w:val="%3."/>
+      <w:lvlJc w:val="right"/>
+      <w:pPr>
+        <w:ind w:left="2160" w:hanging="180"/>
+      </w:pPr>
+    </w:lvl>
+    <w:lvl w:ilvl="3" w:tplc="240A000F" w:tentative="1">
+      <w:start w:val="1"/>
+      <w:numFmt w:val="decimal"/>
+      <w:lvlText w:val="%4."/>
+      <w:lvlJc w:val="left"/>
+      <w:pPr>
+        <w:ind w:left="2880" w:hanging="360"/>
+      </w:pPr>
+    </w:lvl>
+    <w:lvl w:ilvl="4" w:tplc="240A0019" w:tentative="1">
+      <w:start w:val="1"/>
+      <w:numFmt w:val="lowerLetter"/>
+      <w:lvlText w:val="%5."/>
+      <w:lvlJc w:val="left"/>
+      <w:pPr>
+        <w:ind w:left="3600" w:hanging="360"/>
+      </w:pPr>
+    </w:lvl>
+    <w:lvl w:ilvl="5" w:tplc="240A001B" w:tentative="1">
+      <w:start w:val="1"/>
+      <w:numFmt w:val="lowerRoman"/>
+      <w:lvlText w:val="%6."/>
+      <w:lvlJc w:val="right"/>
+      <w:pPr>
+        <w:ind w:left="4320" w:hanging="180"/>
+      </w:pPr>
+    </w:lvl>
+    <w:lvl w:ilvl="6" w:tplc="240A000F" w:tentative="1">
+      <w:start w:val="1"/>
+      <w:numFmt w:val="decimal"/>
+      <w:lvlText w:val="%7."/>
+      <w:lvlJc w:val="left"/>
+      <w:pPr>
+        <w:ind w:left="5040" w:hanging="360"/>
+      </w:pPr>
+    </w:lvl>
+    <w:lvl w:ilvl="7" w:tplc="240A0019" w:tentative="1">
+      <w:start w:val="1"/>
+      <w:numFmt w:val="lowerLetter"/>
+      <w:lvlText w:val="%8."/>
+      <w:lvlJc w:val="left"/>
+      <w:pPr>
+        <w:ind w:left="5760" w:hanging="360"/>
+      </w:pPr>
+    </w:lvl>
+    <w:lvl w:ilvl="8" w:tplc="240A001B" w:tentative="1">
+      <w:start w:val="1"/>
+      <w:numFmt w:val="lowerRoman"/>
+      <w:lvlText w:val="%9."/>
+      <w:lvlJc w:val="right"/>
+      <w:pPr>
+        <w:ind w:left="6480" w:hanging="180"/>
+      </w:pPr>
+    </w:lvl>
+  </w:abstractNum>
+  <w:abstractNum w:abstractNumId="1" w15:restartNumberingAfterBreak="0">
+    <w:nsid w:val="7A683B2B"/>
+    <w:multiLevelType w:val="hybridMultilevel"/>
+    <w:tmpl w:val="551217CA"/>
+    <w:lvl w:ilvl="0" w:tplc="240A000F">
+      <w:start w:val="1"/>
+      <w:numFmt w:val="decimal"/>
+      <w:lvlText w:val="%1."/>
+      <w:lvlJc w:val="left"/>
+      <w:pPr>
+        <w:ind w:left="720" w:hanging="360"/>
+      </w:pPr>
+      <w:rPr>
+        <w:rFonts w:hint="default"/>
+      </w:rPr>
+    </w:lvl>
+    <w:lvl w:ilvl="1" w:tplc="240A0019" w:tentative="1">
+      <w:start w:val="1"/>
+      <w:numFmt w:val="lowerLetter"/>
+      <w:lvlText w:val="%2."/>
+      <w:lvlJc w:val="left"/>
+      <w:pPr>
+        <w:ind w:left="1440" w:hanging="360"/>
+      </w:pPr>
+    </w:lvl>
+    <w:lvl w:ilvl="2" w:tplc="240A001B" w:tentative="1">
+      <w:start w:val="1"/>
+      <w:numFmt w:val="lowerRoman"/>
+      <w:lvlText w:val="%3."/>
+      <w:lvlJc w:val="right"/>
+      <w:pPr>
+        <w:ind w:left="2160" w:hanging="180"/>
+      </w:pPr>
+    </w:lvl>
+    <w:lvl w:ilvl="3" w:tplc="240A000F" w:tentative="1">
+      <w:start w:val="1"/>
+      <w:numFmt w:val="decimal"/>
+      <w:lvlText w:val="%4."/>
+      <w:lvlJc w:val="left"/>
+      <w:pPr>
+        <w:ind w:left="2880" w:hanging="360"/>
+      </w:pPr>
+    </w:lvl>
+    <w:lvl w:ilvl="4" w:tplc="240A0019" w:tentative="1">
+      <w:start w:val="1"/>
+      <w:numFmt w:val="lowerLetter"/>
+      <w:lvlText w:val="%5."/>
+      <w:lvlJc w:val="left"/>
+      <w:pPr>
+        <w:ind w:left="3600" w:hanging="360"/>
+      </w:pPr>
+    </w:lvl>
+    <w:lvl w:ilvl="5" w:tplc="240A001B" w:tentative="1">
+      <w:start w:val="1"/>
+      <w:numFmt w:val="lowerRoman"/>
+      <w:lvlText w:val="%6."/>
+      <w:lvlJc w:val="right"/>
+      <w:pPr>
+        <w:ind w:left="4320" w:hanging="180"/>
+      </w:pPr>
+    </w:lvl>
+    <w:lvl w:ilvl="6" w:tplc="240A000F" w:tentative="1">
+      <w:start w:val="1"/>
+      <w:numFmt w:val="decimal"/>
+      <w:lvlText w:val="%7."/>
+      <w:lvlJc w:val="left"/>
+      <w:pPr>
+        <w:ind w:left="5040" w:hanging="360"/>
+      </w:pPr>
+    </w:lvl>
+    <w:lvl w:ilvl="7" w:tplc="240A0019" w:tentative="1">
+      <w:start w:val="1"/>
+      <w:numFmt w:val="lowerLetter"/>
+      <w:lvlText w:val="%8."/>
+      <w:lvlJc w:val="left"/>
+      <w:pPr>
+        <w:ind w:left="5760" w:hanging="360"/>
+      </w:pPr>
+    </w:lvl>
+    <w:lvl w:ilvl="8" w:tplc="240A001B" w:tentative="1">
+      <w:start w:val="1"/>
+      <w:numFmt w:val="lowerRoman"/>
+      <w:lvlText w:val="%9."/>
+      <w:lvlJc w:val="right"/>
+      <w:pPr>
+        <w:ind w:left="6480" w:hanging="180"/>
+      </w:pPr>
+    </w:lvl>
+  </w:abstractNum>
+  <w:abstractNum w:abstractNumId="2" w15:restartNumberingAfterBreak="0">
     <w:nsid w:val="7B3872DC"/>
     <w:multiLevelType w:val="hybridMultilevel"/>
     <w:tmpl w:val="26C6E900"/>
@@ -183,7 +1088,13 @@
     </w:lvl>
   </w:abstractNum>
   <w:num w:numId="1" w16cid:durableId="1017274324">
+    <w:abstractNumId w:val="2"/>
+  </w:num>
+  <w:num w:numId="2" w16cid:durableId="578907673">
     <w:abstractNumId w:val="0"/>
+  </w:num>
+  <w:num w:numId="3" w16cid:durableId="69158270">
+    <w:abstractNumId w:val="1"/>
   </w:num>
 </w:numbering>
 </file>
@@ -791,7 +1702,6 @@
   <w:style w:type="character" w:default="1" w:styleId="Fuentedeprrafopredeter">
     <w:name w:val="Default Paragraph Font"/>
     <w:uiPriority w:val="1"/>
-    <w:semiHidden/>
     <w:unhideWhenUsed/>
   </w:style>
   <w:style w:type="table" w:default="1" w:styleId="Tablanormal">
